--- a/eng/docx/019.content.docx
+++ b/eng/docx/019.content.docx
@@ -441,7 +441,19 @@
         <w:rPr>
           <w:lang w:val="en_US" w:bidi="en_US"/>
         </w:rPr>
-        <w:t>(See also: How to Translate Unknowns)</w:t>
+        <w:t xml:space="preserve">(See also: </w:t>
+      </w:r>
+      <w:r>
+        <w:rPr>
+          <w:lang w:val="en_US" w:bidi="en_US"/>
+        </w:rPr>
+        <w:t>How to Translate Unknowns</w:t>
+      </w:r>
+      <w:r>
+        <w:rPr>
+          <w:lang w:val="en_US" w:bidi="en_US"/>
+        </w:rPr>
+        <w:t>)</w:t>
       </w:r>
       <w:r>
         <w:rPr>
@@ -1154,7 +1166,19 @@
         <w:rPr>
           <w:lang w:val="en_US" w:bidi="en_US"/>
         </w:rPr>
-        <w:t>(See also: How to Translate Unknowns)</w:t>
+        <w:t xml:space="preserve">(See also: </w:t>
+      </w:r>
+      <w:r>
+        <w:rPr>
+          <w:lang w:val="en_US" w:bidi="en_US"/>
+        </w:rPr>
+        <w:t>How to Translate Unknowns</w:t>
+      </w:r>
+      <w:r>
+        <w:rPr>
+          <w:lang w:val="en_US" w:bidi="en_US"/>
+        </w:rPr>
+        <w:t>)</w:t>
       </w:r>
       <w:r>
         <w:rPr>
@@ -3661,7 +3685,19 @@
         <w:rPr>
           <w:lang w:val="en_US" w:bidi="en_US"/>
         </w:rPr>
-        <w:t>(Translation suggestions: Translate Names)</w:t>
+        <w:t xml:space="preserve">(Translation suggestions: </w:t>
+      </w:r>
+      <w:r>
+        <w:rPr>
+          <w:lang w:val="en_US" w:bidi="en_US"/>
+        </w:rPr>
+        <w:t>Translate Names</w:t>
+      </w:r>
+      <w:r>
+        <w:rPr>
+          <w:lang w:val="en_US" w:bidi="en_US"/>
+        </w:rPr>
+        <w:t>)</w:t>
       </w:r>
       <w:r>
         <w:rPr>
@@ -4797,7 +4833,19 @@
         <w:rPr>
           <w:lang w:val="en_US" w:bidi="en_US"/>
         </w:rPr>
-        <w:t>(Translation suggestions: How to Translate Names)</w:t>
+        <w:t xml:space="preserve">(Translation suggestions: </w:t>
+      </w:r>
+      <w:r>
+        <w:rPr>
+          <w:lang w:val="en_US" w:bidi="en_US"/>
+        </w:rPr>
+        <w:t>How to Translate Names</w:t>
+      </w:r>
+      <w:r>
+        <w:rPr>
+          <w:lang w:val="en_US" w:bidi="en_US"/>
+        </w:rPr>
+        <w:t>)</w:t>
       </w:r>
       <w:r>
         <w:rPr>
@@ -5227,7 +5275,19 @@
         <w:rPr>
           <w:lang w:val="en_US" w:bidi="en_US"/>
         </w:rPr>
-        <w:t>(Translation suggestions: How to Translate Names)</w:t>
+        <w:t xml:space="preserve">(Translation suggestions: </w:t>
+      </w:r>
+      <w:r>
+        <w:rPr>
+          <w:lang w:val="en_US" w:bidi="en_US"/>
+        </w:rPr>
+        <w:t>How to Translate Names</w:t>
+      </w:r>
+      <w:r>
+        <w:rPr>
+          <w:lang w:val="en_US" w:bidi="en_US"/>
+        </w:rPr>
+        <w:t>)</w:t>
       </w:r>
       <w:r>
         <w:rPr>
@@ -7042,7 +7102,19 @@
         <w:rPr>
           <w:lang w:val="en_US" w:bidi="en_US"/>
         </w:rPr>
-        <w:t>(Translation suggestions: How to Translate Names)</w:t>
+        <w:t xml:space="preserve">(Translation suggestions: </w:t>
+      </w:r>
+      <w:r>
+        <w:rPr>
+          <w:lang w:val="en_US" w:bidi="en_US"/>
+        </w:rPr>
+        <w:t>How to Translate Names</w:t>
+      </w:r>
+      <w:r>
+        <w:rPr>
+          <w:lang w:val="en_US" w:bidi="en_US"/>
+        </w:rPr>
+        <w:t>)</w:t>
       </w:r>
       <w:r>
         <w:rPr>
@@ -7802,7 +7874,19 @@
         <w:rPr>
           <w:lang w:val="en_US" w:bidi="en_US"/>
         </w:rPr>
-        <w:t>(See: How to Translate Unknowns)</w:t>
+        <w:t xml:space="preserve">(See: </w:t>
+      </w:r>
+      <w:r>
+        <w:rPr>
+          <w:lang w:val="en_US" w:bidi="en_US"/>
+        </w:rPr>
+        <w:t>How to Translate Unknowns</w:t>
+      </w:r>
+      <w:r>
+        <w:rPr>
+          <w:lang w:val="en_US" w:bidi="en_US"/>
+        </w:rPr>
+        <w:t>)</w:t>
       </w:r>
       <w:r>
         <w:rPr>
@@ -7821,7 +7905,19 @@
         <w:rPr>
           <w:lang w:val="en_US" w:bidi="en_US"/>
         </w:rPr>
-        <w:t>(Translation suggestions: How to Translate Names)</w:t>
+        <w:t xml:space="preserve">(Translation suggestions: </w:t>
+      </w:r>
+      <w:r>
+        <w:rPr>
+          <w:lang w:val="en_US" w:bidi="en_US"/>
+        </w:rPr>
+        <w:t>How to Translate Names</w:t>
+      </w:r>
+      <w:r>
+        <w:rPr>
+          <w:lang w:val="en_US" w:bidi="en_US"/>
+        </w:rPr>
+        <w:t>)</w:t>
       </w:r>
       <w:r>
         <w:rPr>
@@ -8833,7 +8929,19 @@
         <w:rPr>
           <w:lang w:val="en_US" w:bidi="en_US"/>
         </w:rPr>
-        <w:t>(Translation suggestions: How to Translate Names)</w:t>
+        <w:t xml:space="preserve">(Translation suggestions: </w:t>
+      </w:r>
+      <w:r>
+        <w:rPr>
+          <w:lang w:val="en_US" w:bidi="en_US"/>
+        </w:rPr>
+        <w:t>How to Translate Names</w:t>
+      </w:r>
+      <w:r>
+        <w:rPr>
+          <w:lang w:val="en_US" w:bidi="en_US"/>
+        </w:rPr>
+        <w:t>)</w:t>
       </w:r>
       <w:r>
         <w:rPr>
@@ -12688,7 +12796,19 @@
         <w:rPr>
           <w:lang w:val="en_US" w:bidi="en_US"/>
         </w:rPr>
-        <w:t>(Translation suggestions: How to Translate Names)</w:t>
+        <w:t xml:space="preserve">(Translation suggestions: </w:t>
+      </w:r>
+      <w:r>
+        <w:rPr>
+          <w:lang w:val="en_US" w:bidi="en_US"/>
+        </w:rPr>
+        <w:t>How to Translate Names</w:t>
+      </w:r>
+      <w:r>
+        <w:rPr>
+          <w:lang w:val="en_US" w:bidi="en_US"/>
+        </w:rPr>
+        <w:t>)</w:t>
       </w:r>
       <w:r>
         <w:rPr>
@@ -13726,7 +13846,19 @@
         <w:rPr>
           <w:lang w:val="en_US" w:bidi="en_US"/>
         </w:rPr>
-        <w:t>(Translation suggestions: Translate Names)</w:t>
+        <w:t xml:space="preserve">(Translation suggestions: </w:t>
+      </w:r>
+      <w:r>
+        <w:rPr>
+          <w:lang w:val="en_US" w:bidi="en_US"/>
+        </w:rPr>
+        <w:t>Translate Names</w:t>
+      </w:r>
+      <w:r>
+        <w:rPr>
+          <w:lang w:val="en_US" w:bidi="en_US"/>
+        </w:rPr>
+        <w:t>)</w:t>
       </w:r>
       <w:r>
         <w:rPr>
@@ -15550,7 +15682,19 @@
         <w:rPr>
           <w:lang w:val="en_US" w:bidi="en_US"/>
         </w:rPr>
-        <w:t>(Translation suggestions: How to Translate Names)</w:t>
+        <w:t xml:space="preserve">(Translation suggestions: </w:t>
+      </w:r>
+      <w:r>
+        <w:rPr>
+          <w:lang w:val="en_US" w:bidi="en_US"/>
+        </w:rPr>
+        <w:t>How to Translate Names</w:t>
+      </w:r>
+      <w:r>
+        <w:rPr>
+          <w:lang w:val="en_US" w:bidi="en_US"/>
+        </w:rPr>
+        <w:t>)</w:t>
       </w:r>
       <w:r>
         <w:rPr>
@@ -15854,7 +15998,19 @@
         <w:rPr>
           <w:lang w:val="en_US" w:bidi="en_US"/>
         </w:rPr>
-        <w:t>(See: euphemism)</w:t>
+        <w:t xml:space="preserve">(See: </w:t>
+      </w:r>
+      <w:r>
+        <w:rPr>
+          <w:lang w:val="en_US" w:bidi="en_US"/>
+        </w:rPr>
+        <w:t>euphemism</w:t>
+      </w:r>
+      <w:r>
+        <w:rPr>
+          <w:lang w:val="en_US" w:bidi="en_US"/>
+        </w:rPr>
+        <w:t>)</w:t>
       </w:r>
       <w:r>
         <w:rPr>
@@ -16900,7 +17056,19 @@
         <w:rPr>
           <w:lang w:val="en_US" w:bidi="en_US"/>
         </w:rPr>
-        <w:t>(Translation suggestions: How to Translate Names)</w:t>
+        <w:t xml:space="preserve">(Translation suggestions: </w:t>
+      </w:r>
+      <w:r>
+        <w:rPr>
+          <w:lang w:val="en_US" w:bidi="en_US"/>
+        </w:rPr>
+        <w:t>How to Translate Names</w:t>
+      </w:r>
+      <w:r>
+        <w:rPr>
+          <w:lang w:val="en_US" w:bidi="en_US"/>
+        </w:rPr>
+        <w:t>)</w:t>
       </w:r>
       <w:r>
         <w:rPr>
@@ -17345,7 +17513,19 @@
         <w:rPr>
           <w:lang w:val="en_US" w:bidi="en_US"/>
         </w:rPr>
-        <w:t>Also consider how this term is translated or written in a Bible translation in a local or national language. (See: How to Translate Unknowns)</w:t>
+        <w:t xml:space="preserve">Also consider how this term is translated or written in a Bible translation in a local or national language. (See: </w:t>
+      </w:r>
+      <w:r>
+        <w:rPr>
+          <w:lang w:val="en_US" w:bidi="en_US"/>
+        </w:rPr>
+        <w:t>How to Translate Unknowns</w:t>
+      </w:r>
+      <w:r>
+        <w:rPr>
+          <w:lang w:val="en_US" w:bidi="en_US"/>
+        </w:rPr>
+        <w:t>)</w:t>
       </w:r>
       <w:r>
         <w:rPr>
@@ -17631,7 +17811,19 @@
         <w:rPr>
           <w:lang w:val="en_US" w:bidi="en_US"/>
         </w:rPr>
-        <w:t>(Translation suggestions: How to Translate Names)</w:t>
+        <w:t xml:space="preserve">(Translation suggestions: </w:t>
+      </w:r>
+      <w:r>
+        <w:rPr>
+          <w:lang w:val="en_US" w:bidi="en_US"/>
+        </w:rPr>
+        <w:t>How to Translate Names</w:t>
+      </w:r>
+      <w:r>
+        <w:rPr>
+          <w:lang w:val="en_US" w:bidi="en_US"/>
+        </w:rPr>
+        <w:t>)</w:t>
       </w:r>
       <w:r>
         <w:rPr>
@@ -18910,7 +19102,19 @@
         <w:rPr>
           <w:lang w:val="en_US" w:bidi="en_US"/>
         </w:rPr>
-        <w:t>(Translation suggestions: How to Translate Names)</w:t>
+        <w:t xml:space="preserve">(Translation suggestions: </w:t>
+      </w:r>
+      <w:r>
+        <w:rPr>
+          <w:lang w:val="en_US" w:bidi="en_US"/>
+        </w:rPr>
+        <w:t>How to Translate Names</w:t>
+      </w:r>
+      <w:r>
+        <w:rPr>
+          <w:lang w:val="en_US" w:bidi="en_US"/>
+        </w:rPr>
+        <w:t>)</w:t>
       </w:r>
       <w:r>
         <w:rPr>
@@ -20000,7 +20204,19 @@
         <w:rPr>
           <w:lang w:val="en_US" w:bidi="en_US"/>
         </w:rPr>
-        <w:t>(Translation suggestions: How to Translate Names)</w:t>
+        <w:t xml:space="preserve">(Translation suggestions: </w:t>
+      </w:r>
+      <w:r>
+        <w:rPr>
+          <w:lang w:val="en_US" w:bidi="en_US"/>
+        </w:rPr>
+        <w:t>How to Translate Names</w:t>
+      </w:r>
+      <w:r>
+        <w:rPr>
+          <w:lang w:val="en_US" w:bidi="en_US"/>
+        </w:rPr>
+        <w:t>)</w:t>
       </w:r>
       <w:r>
         <w:rPr>
@@ -21352,7 +21568,19 @@
         <w:rPr>
           <w:lang w:val="en_US" w:bidi="en_US"/>
         </w:rPr>
-        <w:t>(Translation suggestions: How to Translate Names)</w:t>
+        <w:t xml:space="preserve">(Translation suggestions: </w:t>
+      </w:r>
+      <w:r>
+        <w:rPr>
+          <w:lang w:val="en_US" w:bidi="en_US"/>
+        </w:rPr>
+        <w:t>How to Translate Names</w:t>
+      </w:r>
+      <w:r>
+        <w:rPr>
+          <w:lang w:val="en_US" w:bidi="en_US"/>
+        </w:rPr>
+        <w:t>)</w:t>
       </w:r>
       <w:r>
         <w:rPr>
@@ -21759,7 +21987,19 @@
         <w:rPr>
           <w:lang w:val="en_US" w:bidi="en_US"/>
         </w:rPr>
-        <w:t>(Translation suggestions: Translate Names)</w:t>
+        <w:t xml:space="preserve">(Translation suggestions: </w:t>
+      </w:r>
+      <w:r>
+        <w:rPr>
+          <w:lang w:val="en_US" w:bidi="en_US"/>
+        </w:rPr>
+        <w:t>Translate Names</w:t>
+      </w:r>
+      <w:r>
+        <w:rPr>
+          <w:lang w:val="en_US" w:bidi="en_US"/>
+        </w:rPr>
+        <w:t>)</w:t>
       </w:r>
       <w:r>
         <w:rPr>
@@ -22575,7 +22815,19 @@
         <w:rPr>
           <w:lang w:val="en_US" w:bidi="en_US"/>
         </w:rPr>
-        <w:t>(Translation suggestions: How to Translate Names)</w:t>
+        <w:t xml:space="preserve">(Translation suggestions: </w:t>
+      </w:r>
+      <w:r>
+        <w:rPr>
+          <w:lang w:val="en_US" w:bidi="en_US"/>
+        </w:rPr>
+        <w:t>How to Translate Names</w:t>
+      </w:r>
+      <w:r>
+        <w:rPr>
+          <w:lang w:val="en_US" w:bidi="en_US"/>
+        </w:rPr>
+        <w:t>)</w:t>
       </w:r>
       <w:r>
         <w:rPr>
@@ -24382,7 +24634,19 @@
         <w:rPr>
           <w:lang w:val="en_US" w:bidi="en_US"/>
         </w:rPr>
-        <w:t>(Translation suggestions: How to Translate Names)</w:t>
+        <w:t xml:space="preserve">(Translation suggestions: </w:t>
+      </w:r>
+      <w:r>
+        <w:rPr>
+          <w:lang w:val="en_US" w:bidi="en_US"/>
+        </w:rPr>
+        <w:t>How to Translate Names</w:t>
+      </w:r>
+      <w:r>
+        <w:rPr>
+          <w:lang w:val="en_US" w:bidi="en_US"/>
+        </w:rPr>
+        <w:t>)</w:t>
       </w:r>
       <w:r>
         <w:rPr>
@@ -25192,7 +25456,19 @@
         <w:rPr>
           <w:lang w:val="en_US" w:bidi="en_US"/>
         </w:rPr>
-        <w:t>(Translation suggestions: How to Translate Names)</w:t>
+        <w:t xml:space="preserve">(Translation suggestions: </w:t>
+      </w:r>
+      <w:r>
+        <w:rPr>
+          <w:lang w:val="en_US" w:bidi="en_US"/>
+        </w:rPr>
+        <w:t>How to Translate Names</w:t>
+      </w:r>
+      <w:r>
+        <w:rPr>
+          <w:lang w:val="en_US" w:bidi="en_US"/>
+        </w:rPr>
+        <w:t>)</w:t>
       </w:r>
       <w:r>
         <w:rPr>
@@ -25855,7 +26131,19 @@
         <w:rPr>
           <w:lang w:val="en_US" w:bidi="en_US"/>
         </w:rPr>
-        <w:t>(Translation suggestions: How to Translate Names)</w:t>
+        <w:t xml:space="preserve">(Translation suggestions: </w:t>
+      </w:r>
+      <w:r>
+        <w:rPr>
+          <w:lang w:val="en_US" w:bidi="en_US"/>
+        </w:rPr>
+        <w:t>How to Translate Names</w:t>
+      </w:r>
+      <w:r>
+        <w:rPr>
+          <w:lang w:val="en_US" w:bidi="en_US"/>
+        </w:rPr>
+        <w:t>)</w:t>
       </w:r>
       <w:r>
         <w:rPr>
@@ -27390,7 +27678,19 @@
         <w:rPr>
           <w:lang w:val="en_US" w:bidi="en_US"/>
         </w:rPr>
-        <w:t>(Translation suggestions: How to Translate Names)</w:t>
+        <w:t xml:space="preserve">(Translation suggestions: </w:t>
+      </w:r>
+      <w:r>
+        <w:rPr>
+          <w:lang w:val="en_US" w:bidi="en_US"/>
+        </w:rPr>
+        <w:t>How to Translate Names</w:t>
+      </w:r>
+      <w:r>
+        <w:rPr>
+          <w:lang w:val="en_US" w:bidi="en_US"/>
+        </w:rPr>
+        <w:t>)</w:t>
       </w:r>
       <w:r>
         <w:rPr>
@@ -27648,7 +27948,19 @@
         <w:rPr>
           <w:lang w:val="en_US" w:bidi="en_US"/>
         </w:rPr>
-        <w:t>(Translation suggestions: How to Translate Names)</w:t>
+        <w:t xml:space="preserve">(Translation suggestions: </w:t>
+      </w:r>
+      <w:r>
+        <w:rPr>
+          <w:lang w:val="en_US" w:bidi="en_US"/>
+        </w:rPr>
+        <w:t>How to Translate Names</w:t>
+      </w:r>
+      <w:r>
+        <w:rPr>
+          <w:lang w:val="en_US" w:bidi="en_US"/>
+        </w:rPr>
+        <w:t>)</w:t>
       </w:r>
       <w:r>
         <w:rPr>
@@ -28899,7 +29211,19 @@
         <w:rPr>
           <w:lang w:val="en_US" w:bidi="en_US"/>
         </w:rPr>
-        <w:t>(Translation suggestions: How to Translate Names)</w:t>
+        <w:t xml:space="preserve">(Translation suggestions: </w:t>
+      </w:r>
+      <w:r>
+        <w:rPr>
+          <w:lang w:val="en_US" w:bidi="en_US"/>
+        </w:rPr>
+        <w:t>How to Translate Names</w:t>
+      </w:r>
+      <w:r>
+        <w:rPr>
+          <w:lang w:val="en_US" w:bidi="en_US"/>
+        </w:rPr>
+        <w:t>)</w:t>
       </w:r>
       <w:r>
         <w:rPr>
@@ -29329,7 +29653,19 @@
         <w:rPr>
           <w:lang w:val="en_US" w:bidi="en_US"/>
         </w:rPr>
-        <w:t>(Translation suggestions: How to Translate Names)</w:t>
+        <w:t xml:space="preserve">(Translation suggestions: </w:t>
+      </w:r>
+      <w:r>
+        <w:rPr>
+          <w:lang w:val="en_US" w:bidi="en_US"/>
+        </w:rPr>
+        <w:t>How to Translate Names</w:t>
+      </w:r>
+      <w:r>
+        <w:rPr>
+          <w:lang w:val="en_US" w:bidi="en_US"/>
+        </w:rPr>
+        <w:t>)</w:t>
       </w:r>
       <w:r>
         <w:rPr>
@@ -34417,7 +34753,19 @@
         <w:rPr>
           <w:lang w:val="en_US" w:bidi="en_US"/>
         </w:rPr>
-        <w:t>(See also: How to Translate Unknowns)</w:t>
+        <w:t xml:space="preserve">(See also: </w:t>
+      </w:r>
+      <w:r>
+        <w:rPr>
+          <w:lang w:val="en_US" w:bidi="en_US"/>
+        </w:rPr>
+        <w:t>How to Translate Unknowns</w:t>
+      </w:r>
+      <w:r>
+        <w:rPr>
+          <w:lang w:val="en_US" w:bidi="en_US"/>
+        </w:rPr>
+        <w:t>)</w:t>
       </w:r>
       <w:r>
         <w:rPr>
@@ -34436,7 +34784,19 @@
         <w:rPr>
           <w:lang w:val="en_US" w:bidi="en_US"/>
         </w:rPr>
-        <w:t>(Translation suggestions: Translate Names)</w:t>
+        <w:t xml:space="preserve">(Translation suggestions: </w:t>
+      </w:r>
+      <w:r>
+        <w:rPr>
+          <w:lang w:val="en_US" w:bidi="en_US"/>
+        </w:rPr>
+        <w:t>Translate Names</w:t>
+      </w:r>
+      <w:r>
+        <w:rPr>
+          <w:lang w:val="en_US" w:bidi="en_US"/>
+        </w:rPr>
+        <w:t>)</w:t>
       </w:r>
       <w:r>
         <w:rPr>
@@ -35653,7 +36013,19 @@
         <w:rPr>
           <w:lang w:val="en_US" w:bidi="en_US"/>
         </w:rPr>
-        <w:t>(Translation suggestions: How to Translate Names)</w:t>
+        <w:t xml:space="preserve">(Translation suggestions: </w:t>
+      </w:r>
+      <w:r>
+        <w:rPr>
+          <w:lang w:val="en_US" w:bidi="en_US"/>
+        </w:rPr>
+        <w:t>How to Translate Names</w:t>
+      </w:r>
+      <w:r>
+        <w:rPr>
+          <w:lang w:val="en_US" w:bidi="en_US"/>
+        </w:rPr>
+        <w:t>)</w:t>
       </w:r>
       <w:r>
         <w:rPr>
@@ -36575,7 +36947,19 @@
         <w:rPr>
           <w:lang w:val="en_US" w:bidi="en_US"/>
         </w:rPr>
-        <w:t>(Translation suggestions: How to Translate Names)</w:t>
+        <w:t xml:space="preserve">(Translation suggestions: </w:t>
+      </w:r>
+      <w:r>
+        <w:rPr>
+          <w:lang w:val="en_US" w:bidi="en_US"/>
+        </w:rPr>
+        <w:t>How to Translate Names</w:t>
+      </w:r>
+      <w:r>
+        <w:rPr>
+          <w:lang w:val="en_US" w:bidi="en_US"/>
+        </w:rPr>
+        <w:t>)</w:t>
       </w:r>
       <w:r>
         <w:rPr>
@@ -42925,7 +43309,19 @@
         <w:rPr>
           <w:lang w:val="en_US" w:bidi="en_US"/>
         </w:rPr>
-        <w:t>(Translation suggestions: How to Translate Names)</w:t>
+        <w:t xml:space="preserve">(Translation suggestions: </w:t>
+      </w:r>
+      <w:r>
+        <w:rPr>
+          <w:lang w:val="en_US" w:bidi="en_US"/>
+        </w:rPr>
+        <w:t>How to Translate Names</w:t>
+      </w:r>
+      <w:r>
+        <w:rPr>
+          <w:lang w:val="en_US" w:bidi="en_US"/>
+        </w:rPr>
+        <w:t>)</w:t>
       </w:r>
       <w:r>
         <w:rPr>
@@ -49126,7 +49522,19 @@
         <w:rPr>
           <w:lang w:val="en_US" w:bidi="en_US"/>
         </w:rPr>
-        <w:t>A sword is used as a metaphor for God’s word. God’s teachings in the Bible exposed people’s innermost thoughts and convicted them of their sin. In a similar way, a sword cuts deeply, causing pain. (See: Metaphor)</w:t>
+        <w:t xml:space="preserve">A sword is used as a metaphor for God’s word. God’s teachings in the Bible exposed people’s innermost thoughts and convicted them of their sin. In a similar way, a sword cuts deeply, causing pain. (See: </w:t>
+      </w:r>
+      <w:r>
+        <w:rPr>
+          <w:lang w:val="en_US" w:bidi="en_US"/>
+        </w:rPr>
+        <w:t>Metaphor</w:t>
+      </w:r>
+      <w:r>
+        <w:rPr>
+          <w:lang w:val="en_US" w:bidi="en_US"/>
+        </w:rPr>
+        <w:t>)</w:t>
       </w:r>
       <w:r>
         <w:rPr>
@@ -49242,7 +49650,19 @@
         <w:rPr>
           <w:lang w:val="en_US" w:bidi="en_US"/>
         </w:rPr>
-        <w:t>(See also: How to Translate Unknowns)</w:t>
+        <w:t xml:space="preserve">(See also: </w:t>
+      </w:r>
+      <w:r>
+        <w:rPr>
+          <w:lang w:val="en_US" w:bidi="en_US"/>
+        </w:rPr>
+        <w:t>How to Translate Unknowns</w:t>
+      </w:r>
+      <w:r>
+        <w:rPr>
+          <w:lang w:val="en_US" w:bidi="en_US"/>
+        </w:rPr>
+        <w:t>)</w:t>
       </w:r>
       <w:r>
         <w:rPr>
@@ -50315,7 +50735,19 @@
         <w:rPr>
           <w:lang w:val="en_US" w:bidi="en_US"/>
         </w:rPr>
-        <w:t>(Translation suggestions: How to Translate Names)</w:t>
+        <w:t xml:space="preserve">(Translation suggestions: </w:t>
+      </w:r>
+      <w:r>
+        <w:rPr>
+          <w:lang w:val="en_US" w:bidi="en_US"/>
+        </w:rPr>
+        <w:t>How to Translate Names</w:t>
+      </w:r>
+      <w:r>
+        <w:rPr>
+          <w:lang w:val="en_US" w:bidi="en_US"/>
+        </w:rPr>
+        <w:t>)</w:t>
       </w:r>
       <w:r>
         <w:rPr>
